--- a/report_instruction_2026_04.docx
+++ b/report_instruction_2026_04.docx
@@ -12,7 +12,7 @@
     </w:p>
     <w:p>
       <w:r>
-        <w:t>【操作說明】全選下方內容並貼至 ChatGPT / Gemini 即可產出專業報告。</w:t>
+        <w:t>Flare，請全選下方內容並貼至 ChatGPT / Gemini 網頁版即可產出專業報告：</w:t>
       </w:r>
     </w:p>
     <w:p>

--- a/report_instruction_2026_04.docx
+++ b/report_instruction_2026_04.docx
@@ -64,30 +64,25 @@
         <w:br/>
         <w:t>【二、技術演進與基礎設施設計重點】</w:t>
         <w:br/>
-        <w:t>請聚焦 AI Infrastructure、Data Center、Rack-level Server、高密度運算、</w:t>
-        <w:br/>
-        <w:t>散熱與系統整合等關鍵技術主題，</w:t>
+        <w:t>請聚焦關鍵技術主題</w:t>
         <w:br/>
         <w:t>分析技術演進如何影響資料中心架構、資本支出、產品規格與未來設計方向。</w:t>
         <w:br/>
         <w:br/>
         <w:t>【三、財務與策略觀察（含競爭格局）】</w:t>
         <w:br/>
-        <w:t>請分析 Oracle 與 Wiwynn 的資本支出、營收結構、訂單動能與策略意圖，</w:t>
+        <w:t xml:space="preserve">請分析 Oracle 與 Wiwynn 的資本支出、營收結構、訂單動能與策略意 </w:t>
         <w:br/>
-        <w:t>並說明 Quanta、Wistron、Inventec、Dell、HPE、Supermicro 等競爭對手</w:t>
+        <w:t>並說明 foxconn、Quanta、Wistron、Inventec、Dell、HPE、Supermicro、Aivres等競爭對手</w:t>
         <w:br/>
-        <w:t>在該市場中的角色變化、競爭格局，以及中長期風險與機會。</w:t>
+        <w:t>在該市場中的產業狀況、角色變化、競爭格局，以及中長期風險與機會。</w:t>
         <w:br/>
         <w:br/>
         <w:t>【四、結論與策略建議】</w:t>
         <w:br/>
         <w:t>請總結本月最重要的產業訊號，</w:t>
         <w:br/>
-        <w:t>提出對管理層、業務團隊、產品團隊與投資人具備實質意義的策略建議，</w:t>
-        <w:br/>
-        <w:t>內容需涵蓋優先順序、資源配置、競爭應對與未來觀察重點。</w:t>
-        <w:br/>
+        <w:t>並提出未來發展的評估和分析包含資源配置、競爭應對策略與未來觀察重點</w:t>
         <w:br/>
         <w:t>請清楚區分短期市場變化與中長期結構性趨勢，</w:t>
         <w:br/>
